--- a/testakten/longcovid-erwerbsminderung-feldermann-leipzig/02_kanzleinotiz_erstgespraech_feldermann.docx
+++ b/testakten/longcovid-erwerbsminderung-feldermann-leipzig/02_kanzleinotiz_erstgespraech_feldermann.docx
@@ -157,7 +157,7 @@
         <w:pStyle w:val="ListBullet"/>
       </w:pPr>
       <w:r>
-        <w:t>Psychisch: depressive Episoden, behandelt durch SKH Leipzig (F33.1, mittelgradige depressive Episode, rezidivierend)</w:t>
+        <w:t>Psychisch: depressive Episoden, behandelt durch Klinikum am Auenwald Leipzig (F33.1, mittelgradige depressive Episode, rezidivierend)</w:t>
       </w:r>
     </w:p>
     <w:p>
@@ -307,7 +307,7 @@
                 <w:rFonts w:ascii="Times New Roman" w:hAnsi="Times New Roman"/>
                 <w:sz w:val="20"/>
               </w:rPr>
-              <w:t>Erstvorstellung Charité Long-Covid-Ambulanz (Berlin, Prof. Scheibenbogen)</w:t>
+              <w:t>Erstvorstellung Post-COVID-Ambulanz der Universitätsmedizin Berlin-Nord (Berlin, Prof. Seifert)</w:t>
             </w:r>
           </w:p>
         </w:tc>
@@ -577,7 +577,7 @@
                 <w:rFonts w:ascii="Times New Roman" w:hAnsi="Times New Roman"/>
                 <w:sz w:val="20"/>
               </w:rPr>
-              <w:t>UKBW-Bescheid: BK 3101 abgelehnt</w:t>
+              <w:t>BGW-Bescheid: BK 3101 abgelehnt</w:t>
             </w:r>
           </w:p>
         </w:tc>
@@ -630,7 +630,7 @@
         <w:pStyle w:val="ListBullet"/>
       </w:pPr>
       <w:r>
-        <w:t>[ ] Bescheid UKBW vom 28.01.2026 (BK 3101)</w:t>
+        <w:t>[ ] Bescheid BGW vom 28.01.2026 (BK 3101)</w:t>
       </w:r>
     </w:p>
     <w:p>
@@ -678,7 +678,7 @@
         <w:pStyle w:val="ListBullet"/>
       </w:pPr>
       <w:r>
-        <w:t>[ ] Charité-Befundbericht, Prof. Scheibenbogen, 11/2025</w:t>
+        <w:t>[ ] Universitätsmedizin Berlin-Nord-Befundbericht, Prof. Seifert, 11/2025</w:t>
       </w:r>
     </w:p>
     <w:p>
@@ -738,7 +738,7 @@
         <w:pStyle w:val="ListNumber"/>
       </w:pPr>
       <w:r>
-        <w:t>Widerspruch BK 3101 gegen UKBW-Bescheid vom 28.01.2026</w:t>
+        <w:t>Widerspruch BK 3101 gegen BGW-Bescheid vom 28.01.2026</w:t>
       </w:r>
     </w:p>
     <w:p>
@@ -778,7 +778,7 @@
         <w:pStyle w:val="ListNumber"/>
       </w:pPr>
       <w:r>
-        <w:t>Akteneinsicht DRV und UKBW</w:t>
+        <w:t>Akteneinsicht DRV und BGW</w:t>
       </w:r>
     </w:p>
     <w:p>
@@ -878,7 +878,7 @@
         <w:t>Akteneinsicht anfordern</w:t>
       </w:r>
       <w:r>
-        <w:t xml:space="preserve"> – DRV und UKBW (schriftlich, 18.02.2026)</w:t>
+        <w:t xml:space="preserve"> – DRV und BGW (schriftlich, 18.02.2026)</w:t>
       </w:r>
     </w:p>
     <w:p>
@@ -889,7 +889,7 @@
         <w:rPr>
           <w:b/>
         </w:rPr>
-        <w:t>Widerspruch UKBW</w:t>
+        <w:t>Widerspruch BGW</w:t>
       </w:r>
       <w:r>
         <w:t xml:space="preserve"> – Frist 28.02.2026</w:t>
